--- a/ドキュメント類/運用マニュアル.docx
+++ b/ドキュメント類/運用マニュアル.docx
@@ -34,13 +34,7 @@
         <w:t>予想システム運用マニュアル</w:t>
       </w:r>
     </w:p>
-    <w:p>
-      <w:pPr>
-        <w:rPr>
-          <w:rFonts w:hint="eastAsia"/>
-        </w:rPr>
-      </w:pPr>
-    </w:p>
+    <w:p/>
     <w:p>
       <w:pPr>
         <w:pStyle w:val="1"/>
@@ -118,11 +112,6 @@
       </w:r>
     </w:p>
     <w:p>
-      <w:pPr>
-        <w:rPr>
-          <w:rFonts w:hint="eastAsia"/>
-        </w:rPr>
-      </w:pPr>
       <w:r>
         <w:tab/>
       </w:r>
@@ -156,19 +145,10 @@
         <w:t>診断システム</w:t>
       </w:r>
     </w:p>
-    <w:p>
-      <w:pPr>
-        <w:rPr>
-          <w:rFonts w:hint="eastAsia"/>
-        </w:rPr>
-      </w:pPr>
-    </w:p>
+    <w:p/>
     <w:p>
       <w:pPr>
         <w:pStyle w:val="1"/>
-        <w:rPr>
-          <w:rFonts w:hint="eastAsia"/>
-        </w:rPr>
       </w:pPr>
       <w:r>
         <w:rPr>
@@ -243,9 +223,6 @@
     <w:p>
       <w:pPr>
         <w:pStyle w:val="1"/>
-        <w:rPr>
-          <w:rFonts w:hint="eastAsia"/>
-        </w:rPr>
       </w:pPr>
       <w:r>
         <w:rPr>
@@ -802,13 +779,7 @@
         <w:t xml:space="preserve"> 追加。</w:t>
       </w:r>
     </w:p>
-    <w:p>
-      <w:pPr>
-        <w:rPr>
-          <w:rFonts w:hint="eastAsia"/>
-        </w:rPr>
-      </w:pPr>
-    </w:p>
+    <w:p/>
     <w:p>
       <w:pPr>
         <w:ind w:firstLine="360"/>
@@ -2044,9 +2015,6 @@
     <w:p>
       <w:pPr>
         <w:pStyle w:val="2"/>
-        <w:rPr>
-          <w:rFonts w:hint="eastAsia"/>
-        </w:rPr>
       </w:pPr>
       <w:r>
         <w:rPr>
@@ -2192,13 +2160,7 @@
         <w:t>run_batch_matchday_report.html</w:t>
       </w:r>
     </w:p>
-    <w:p>
-      <w:pPr>
-        <w:rPr>
-          <w:rFonts w:hint="eastAsia"/>
-        </w:rPr>
-      </w:pPr>
-    </w:p>
+    <w:p/>
     <w:p>
       <w:pPr>
         <w:widowControl/>
@@ -2208,13 +2170,7 @@
         <w:br w:type="page"/>
       </w:r>
     </w:p>
-    <w:p>
-      <w:pPr>
-        <w:rPr>
-          <w:rFonts w:hint="eastAsia"/>
-        </w:rPr>
-      </w:pPr>
-    </w:p>
+    <w:p/>
     <w:p>
       <w:pPr>
         <w:pStyle w:val="1"/>
@@ -2424,11 +2380,6 @@
       </w:r>
     </w:p>
     <w:p>
-      <w:pPr>
-        <w:rPr>
-          <w:rFonts w:hint="eastAsia"/>
-        </w:rPr>
-      </w:pPr>
       <w:r>
         <w:t>- pickは best/second/third を使うが third は最終手段</w:t>
       </w:r>
@@ -2481,9 +2432,6 @@
     <w:p>
       <w:pPr>
         <w:ind w:firstLine="840"/>
-        <w:rPr>
-          <w:rFonts w:hint="eastAsia"/>
-        </w:rPr>
       </w:pPr>
       <w:r>
         <w:rPr>
@@ -2565,14 +2513,8 @@
         <w:t>03_build_scored_html.py</w:t>
       </w:r>
     </w:p>
-    <w:p>
-      <w:pPr>
-        <w:rPr>
-          <w:rFonts w:hint="eastAsia"/>
-        </w:rPr>
-      </w:pPr>
-    </w:p>
     <w:p/>
+    <w:p/>
     <w:p>
       <w:pPr>
         <w:pStyle w:val="1"/>
@@ -2859,9 +2801,6 @@
     <w:p>
       <w:pPr>
         <w:pStyle w:val="1"/>
-        <w:rPr>
-          <w:rFonts w:hint="eastAsia"/>
-        </w:rPr>
       </w:pPr>
       <w:r>
         <w:rPr>
@@ -2927,11 +2866,6 @@
       </w:r>
     </w:p>
     <w:p>
-      <w:pPr>
-        <w:rPr>
-          <w:rFonts w:hint="eastAsia"/>
-        </w:rPr>
-      </w:pPr>
       <w:r>
         <w:rPr>
           <w:rFonts w:hint="eastAsia"/>
@@ -2942,9 +2876,6 @@
     <w:p>
       <w:pPr>
         <w:pStyle w:val="4"/>
-        <w:rPr>
-          <w:rFonts w:hint="eastAsia"/>
-        </w:rPr>
       </w:pPr>
       <w:r>
         <w:rPr>
@@ -2967,21 +2898,12 @@
     <w:p>
       <w:pPr>
         <w:pStyle w:val="4"/>
-        <w:rPr>
-          <w:rFonts w:hint="eastAsia"/>
-        </w:rPr>
-      </w:pPr>
-      <w:r>
-        <w:rPr>
-          <w:rFonts w:hint="eastAsia"/>
-        </w:rPr>
-        <w:t>対応</w:t>
-      </w:r>
-      <w:r>
-        <w:rPr>
-          <w:rFonts w:hint="eastAsia"/>
-        </w:rPr>
-        <w:t>内容</w:t>
+      </w:pPr>
+      <w:r>
+        <w:rPr>
+          <w:rFonts w:hint="eastAsia"/>
+        </w:rPr>
+        <w:t>対応内容</w:t>
       </w:r>
     </w:p>
     <w:p>
@@ -3135,19 +3057,10 @@
         <w:t>availability の係数反映（returned=0, doubt=0.5, それ以外=1.0）</w:t>
       </w:r>
     </w:p>
-    <w:p>
-      <w:pPr>
-        <w:rPr>
-          <w:rFonts w:hint="eastAsia"/>
-        </w:rPr>
-      </w:pPr>
-    </w:p>
+    <w:p/>
     <w:p>
       <w:pPr>
         <w:pStyle w:val="4"/>
-        <w:rPr>
-          <w:rFonts w:hint="eastAsia"/>
-        </w:rPr>
       </w:pPr>
       <w:r>
         <w:rPr>
@@ -3167,11 +3080,6 @@
       </w:r>
     </w:p>
     <w:p>
-      <w:pPr>
-        <w:rPr>
-          <w:rFonts w:hint="eastAsia"/>
-        </w:rPr>
-      </w:pPr>
       <w:r>
         <w:rPr>
           <w:rFonts w:hint="eastAsia"/>
@@ -3197,11 +3105,6 @@
       </w:r>
     </w:p>
     <w:p>
-      <w:pPr>
-        <w:rPr>
-          <w:rFonts w:hint="eastAsia"/>
-        </w:rPr>
-      </w:pPr>
       <w:r>
         <w:rPr>
           <w:rFonts w:hint="eastAsia"/>
@@ -3209,13 +3112,7 @@
         <w:t>バッチ連携</w:t>
       </w:r>
     </w:p>
-    <w:p>
-      <w:pPr>
-        <w:rPr>
-          <w:rFonts w:hint="eastAsia"/>
-        </w:rPr>
-      </w:pPr>
-    </w:p>
+    <w:p/>
     <w:p>
       <w:pPr>
         <w:pStyle w:val="1"/>
@@ -3240,11 +3137,6 @@
       </w:r>
     </w:p>
     <w:p>
-      <w:pPr>
-        <w:rPr>
-          <w:rFonts w:hint="eastAsia"/>
-        </w:rPr>
-      </w:pPr>
       <w:r>
         <w:rPr>
           <w:rFonts w:hint="eastAsia"/>
@@ -3266,11 +3158,6 @@
       </w:r>
     </w:p>
     <w:p>
-      <w:pPr>
-        <w:rPr>
-          <w:rFonts w:hint="eastAsia"/>
-        </w:rPr>
-      </w:pPr>
       <w:r>
         <w:rPr>
           <w:rFonts w:hint="eastAsia"/>
@@ -3289,11 +3176,6 @@
       </w:r>
     </w:p>
     <w:p>
-      <w:pPr>
-        <w:rPr>
-          <w:rFonts w:hint="eastAsia"/>
-        </w:rPr>
-      </w:pPr>
       <w:r>
         <w:rPr>
           <w:rFonts w:hint="eastAsia"/>
@@ -3309,11 +3191,6 @@
       </w:r>
     </w:p>
     <w:p>
-      <w:pPr>
-        <w:rPr>
-          <w:rFonts w:hint="eastAsia"/>
-        </w:rPr>
-      </w:pPr>
       <w:r>
         <w:rPr>
           <w:rFonts w:hint="eastAsia"/>
@@ -3349,11 +3226,6 @@
       </w:r>
     </w:p>
     <w:p>
-      <w:pPr>
-        <w:rPr>
-          <w:rFonts w:hint="eastAsia"/>
-        </w:rPr>
-      </w:pPr>
       <w:r>
         <w:rPr>
           <w:rFonts w:hint="eastAsia"/>
@@ -3508,9 +3380,6 @@
     <w:p>
       <w:pPr>
         <w:ind w:firstLine="840"/>
-        <w:rPr>
-          <w:rFonts w:hint="eastAsia"/>
-        </w:rPr>
       </w:pPr>
       <w:r>
         <w:rPr>
@@ -3581,9 +3450,6 @@
     <w:p>
       <w:pPr>
         <w:ind w:left="840" w:firstLine="840"/>
-        <w:rPr>
-          <w:rFonts w:hint="eastAsia"/>
-        </w:rPr>
       </w:pPr>
       <w:r>
         <w:rPr>
@@ -3595,13 +3461,7 @@
         <w:t>Eloが粗い</w:t>
       </w:r>
     </w:p>
-    <w:p>
-      <w:pPr>
-        <w:rPr>
-          <w:rFonts w:hint="eastAsia"/>
-        </w:rPr>
-      </w:pPr>
-    </w:p>
+    <w:p/>
     <w:p>
       <w:pPr>
         <w:pStyle w:val="3"/>
@@ -3625,22 +3485,11 @@
       </w:r>
     </w:p>
     <w:p>
-      <w:pPr>
-        <w:rPr>
-          <w:rFonts w:hint="eastAsia"/>
-        </w:rPr>
-      </w:pPr>
-      <w:r>
-        <w:rPr>
-          <w:rFonts w:hint="eastAsia"/>
-        </w:rPr>
-        <w:t>・</w:t>
-      </w:r>
-      <w:r>
-        <w:rPr>
-          <w:rFonts w:hint="eastAsia"/>
-        </w:rPr>
-        <w:t>「格上＝勝ち」のバイアスが強すぎる</w:t>
+      <w:r>
+        <w:rPr>
+          <w:rFonts w:hint="eastAsia"/>
+        </w:rPr>
+        <w:t>・「格上＝勝ち」のバイアスが強すぎる</w:t>
       </w:r>
       <w:r>
         <w:t>: 候補01</w:t>
@@ -3660,13 +3509,7 @@
         <w:rPr>
           <w:rFonts w:hint="eastAsia"/>
         </w:rPr>
-        <w:t>・</w:t>
-      </w:r>
-      <w:r>
-        <w:rPr>
-          <w:rFonts w:hint="eastAsia"/>
-        </w:rPr>
-        <w:t>ホームアドバンテージの過小評価</w:t>
+        <w:t>・ホームアドバンテージの過小評価</w:t>
       </w:r>
       <w:r>
         <w:t>: 清水(2)や鹿島(3)の勝利を全候補が逃しているのは、アウェイチームの純粋な戦力値（レーティング）に引きずられている証拠です。</w:t>
@@ -3676,9 +3519,6 @@
     <w:p>
       <w:pPr>
         <w:pStyle w:val="3"/>
-        <w:rPr>
-          <w:rFonts w:hint="eastAsia"/>
-        </w:rPr>
       </w:pPr>
       <w:r>
         <w:rPr>
@@ -3713,11 +3553,6 @@
       </w:r>
     </w:p>
     <w:p>
-      <w:pPr>
-        <w:rPr>
-          <w:rFonts w:hint="eastAsia"/>
-        </w:rPr>
-      </w:pPr>
       <w:r>
         <w:rPr>
           <w:rFonts w:hint="eastAsia"/>
@@ -3725,13 +3560,7 @@
         <w:t>（他は共通のまま）</w:t>
       </w:r>
     </w:p>
-    <w:p>
-      <w:pPr>
-        <w:rPr>
-          <w:rFonts w:hint="eastAsia"/>
-        </w:rPr>
-      </w:pPr>
-    </w:p>
+    <w:p/>
     <w:p/>
     <w:p>
       <w:r>
@@ -3852,9 +3681,6 @@
     <w:p>
       <w:pPr>
         <w:pStyle w:val="3"/>
-        <w:rPr>
-          <w:rFonts w:hint="eastAsia"/>
-        </w:rPr>
       </w:pPr>
       <w:r>
         <w:t>追加のメモ</w:t>
@@ -3895,19 +3721,10 @@
         <w:t>実装案: 試合当日の予報をスクレイピングし、雨天時の過去勝率を重み付けする。</w:t>
       </w:r>
     </w:p>
-    <w:p>
-      <w:pPr>
-        <w:rPr>
-          <w:rFonts w:hint="eastAsia"/>
-        </w:rPr>
-      </w:pPr>
-    </w:p>
+    <w:p/>
     <w:p>
       <w:pPr>
         <w:pStyle w:val="3"/>
-        <w:rPr>
-          <w:rFonts w:hint="eastAsia"/>
-        </w:rPr>
       </w:pPr>
       <w:r>
         <w:rPr>
@@ -3925,13 +3742,7 @@
       </w:r>
     </w:p>
     <w:p/>
-    <w:p>
-      <w:pPr>
-        <w:rPr>
-          <w:rFonts w:hint="eastAsia"/>
-        </w:rPr>
-      </w:pPr>
-    </w:p>
+    <w:p/>
     <w:p>
       <w:pPr>
         <w:pStyle w:val="1"/>
@@ -4191,6 +4002,11 @@
       </w:r>
     </w:p>
     <w:p>
+      <w:pPr>
+        <w:rPr>
+          <w:rFonts w:hint="eastAsia"/>
+        </w:rPr>
+      </w:pPr>
       <w:r>
         <w:t>55%</w:t>
       </w:r>
@@ -4205,6 +4021,39 @@
       <w:r>
         <w:tab/>
         <w:t>6節</w:t>
+      </w:r>
+      <w:r>
+        <w:rPr>
+          <w:rFonts w:hint="eastAsia"/>
+        </w:rPr>
+        <w:t>（</w:t>
+      </w:r>
+      <w:r>
+        <w:t>8</w:t>
+      </w:r>
+      <w:r>
+        <w:rPr>
+          <w:rFonts w:hint="eastAsia"/>
+        </w:rPr>
+        <w:t>〜</w:t>
+      </w:r>
+      <w:r>
+        <w:t>12</w:t>
+      </w:r>
+      <w:r>
+        <w:rPr>
+          <w:rFonts w:hint="eastAsia"/>
+        </w:rPr>
+        <w:t>節か（</w:t>
+      </w:r>
+      <w:r>
+        <w:t>3/16</w:t>
+      </w:r>
+      <w:r>
+        <w:rPr>
+          <w:rFonts w:hint="eastAsia"/>
+        </w:rPr>
+        <w:t>確認））</w:t>
       </w:r>
     </w:p>
     <w:p>
@@ -4259,9 +4108,6 @@
           <w:numId w:val="5"/>
         </w:numPr>
         <w:ind w:leftChars="0"/>
-        <w:rPr>
-          <w:rFonts w:hint="eastAsia"/>
-        </w:rPr>
       </w:pPr>
       <w:r>
         <w:t>Gemini</w:t>
@@ -4438,434 +4284,13 @@
       </w:r>
       <w:r>
         <w:t>32% 前後が実務感覚のレンジ</w:t>
-      </w:r>
-    </w:p>
-    <w:p/>
-    <w:p>
-      <w:pPr>
-        <w:pStyle w:val="1"/>
-      </w:pPr>
-      <w:r>
-        <w:rPr>
-          <w:rFonts w:hint="eastAsia"/>
-        </w:rPr>
-        <w:t>成績</w:t>
-      </w:r>
-    </w:p>
-    <w:p>
-      <w:pPr>
-        <w:rPr>
-          <w:rFonts w:hint="eastAsia"/>
-        </w:rPr>
-      </w:pPr>
-      <w:r>
-        <w:rPr>
-          <w:rFonts w:hint="eastAsia"/>
-        </w:rPr>
-        <w:t>＜節の平均的中率＞</w:t>
-      </w:r>
-    </w:p>
-    <w:p>
-      <w:pPr>
-        <w:rPr>
-          <w:rFonts w:hint="eastAsia"/>
-        </w:rPr>
-      </w:pPr>
-      <w:r>
-        <w:rPr>
-          <w:rFonts w:hint="eastAsia"/>
-        </w:rPr>
-        <w:t>第</w:t>
-      </w:r>
-      <w:r>
-        <w:t>1節</w:t>
-      </w:r>
-      <w:r>
-        <w:tab/>
-      </w:r>
-      <w:r>
-        <w:rPr>
-          <w:rFonts w:hint="eastAsia"/>
-        </w:rPr>
-        <w:t>—</w:t>
-      </w:r>
-    </w:p>
-    <w:p>
-      <w:pPr>
-        <w:rPr>
-          <w:rFonts w:hint="eastAsia"/>
-        </w:rPr>
-      </w:pPr>
-      <w:r>
-        <w:rPr>
-          <w:rFonts w:hint="eastAsia"/>
-        </w:rPr>
-        <w:t>第</w:t>
-      </w:r>
-      <w:r>
-        <w:t>2節</w:t>
-      </w:r>
-      <w:r>
-        <w:tab/>
-        <w:t>31.54%</w:t>
-      </w:r>
-    </w:p>
-    <w:p>
-      <w:pPr>
-        <w:rPr>
-          <w:rFonts w:hint="eastAsia"/>
-        </w:rPr>
-      </w:pPr>
-      <w:r>
-        <w:rPr>
-          <w:rFonts w:hint="eastAsia"/>
-        </w:rPr>
-        <w:t>第</w:t>
-      </w:r>
-      <w:r>
-        <w:t>3節</w:t>
-      </w:r>
-      <w:r>
-        <w:tab/>
-      </w:r>
-      <w:r>
-        <w:t>37.7</w:t>
-      </w:r>
-      <w:r>
-        <w:t>%</w:t>
-      </w:r>
-    </w:p>
-    <w:p>
-      <w:pPr>
-        <w:rPr>
-          <w:rFonts w:hint="eastAsia"/>
-        </w:rPr>
-      </w:pPr>
-      <w:r>
-        <w:rPr>
-          <w:rFonts w:hint="eastAsia"/>
-        </w:rPr>
-        <w:t>第</w:t>
-      </w:r>
-      <w:r>
-        <w:t>4節</w:t>
-      </w:r>
-      <w:r>
-        <w:tab/>
-      </w:r>
-    </w:p>
-    <w:p>
-      <w:pPr>
-        <w:rPr>
-          <w:rFonts w:hint="eastAsia"/>
-        </w:rPr>
-      </w:pPr>
-      <w:r>
-        <w:rPr>
-          <w:rFonts w:hint="eastAsia"/>
-        </w:rPr>
-        <w:t>第</w:t>
-      </w:r>
-      <w:r>
-        <w:t>5節</w:t>
-      </w:r>
-      <w:r>
-        <w:tab/>
-      </w:r>
-    </w:p>
-    <w:p>
-      <w:pPr>
-        <w:rPr>
-          <w:rFonts w:hint="eastAsia"/>
-        </w:rPr>
-      </w:pPr>
-      <w:r>
-        <w:rPr>
-          <w:rFonts w:hint="eastAsia"/>
-        </w:rPr>
-        <w:t>第</w:t>
-      </w:r>
-      <w:r>
-        <w:t>6節</w:t>
-      </w:r>
-      <w:r>
-        <w:tab/>
-      </w:r>
-    </w:p>
-    <w:p>
-      <w:pPr>
-        <w:rPr>
-          <w:rFonts w:hint="eastAsia"/>
-        </w:rPr>
-      </w:pPr>
-      <w:r>
-        <w:rPr>
-          <w:rFonts w:hint="eastAsia"/>
-        </w:rPr>
-        <w:t>第</w:t>
-      </w:r>
-      <w:r>
-        <w:t>7節</w:t>
-      </w:r>
-      <w:r>
-        <w:tab/>
-      </w:r>
-    </w:p>
-    <w:p>
-      <w:pPr>
-        <w:rPr>
-          <w:rFonts w:hint="eastAsia"/>
-        </w:rPr>
-      </w:pPr>
-      <w:r>
-        <w:rPr>
-          <w:rFonts w:hint="eastAsia"/>
-        </w:rPr>
-        <w:t>第</w:t>
-      </w:r>
-      <w:r>
-        <w:t>8節</w:t>
-      </w:r>
-      <w:r>
-        <w:tab/>
-      </w:r>
-    </w:p>
-    <w:p>
-      <w:pPr>
-        <w:rPr>
-          <w:rFonts w:hint="eastAsia"/>
-        </w:rPr>
-      </w:pPr>
-      <w:r>
-        <w:rPr>
-          <w:rFonts w:hint="eastAsia"/>
-        </w:rPr>
-        <w:t>第</w:t>
-      </w:r>
-      <w:r>
-        <w:t>9節</w:t>
-      </w:r>
-      <w:r>
-        <w:tab/>
-      </w:r>
-    </w:p>
-    <w:p>
-      <w:pPr>
-        <w:rPr>
-          <w:rFonts w:hint="eastAsia"/>
-        </w:rPr>
-      </w:pPr>
-      <w:r>
-        <w:rPr>
-          <w:rFonts w:hint="eastAsia"/>
-        </w:rPr>
-        <w:t>第</w:t>
-      </w:r>
-      <w:r>
-        <w:t>10節</w:t>
-      </w:r>
-      <w:r>
-        <w:tab/>
-      </w:r>
-    </w:p>
-    <w:p>
-      <w:pPr>
-        <w:rPr>
-          <w:rFonts w:hint="eastAsia"/>
-        </w:rPr>
-      </w:pPr>
-      <w:r>
-        <w:rPr>
-          <w:rFonts w:hint="eastAsia"/>
-        </w:rPr>
-        <w:t>第</w:t>
-      </w:r>
-      <w:r>
-        <w:t>11節</w:t>
-      </w:r>
-      <w:r>
-        <w:tab/>
-      </w:r>
-    </w:p>
-    <w:p>
-      <w:pPr>
-        <w:rPr>
-          <w:rFonts w:hint="eastAsia"/>
-        </w:rPr>
-      </w:pPr>
-      <w:r>
-        <w:rPr>
-          <w:rFonts w:hint="eastAsia"/>
-        </w:rPr>
-        <w:t>第</w:t>
-      </w:r>
-      <w:r>
-        <w:t>12節</w:t>
-      </w:r>
-      <w:r>
-        <w:tab/>
-      </w:r>
-    </w:p>
-    <w:p>
-      <w:pPr>
-        <w:rPr>
-          <w:rFonts w:hint="eastAsia"/>
-        </w:rPr>
-      </w:pPr>
-      <w:r>
-        <w:rPr>
-          <w:rFonts w:hint="eastAsia"/>
-        </w:rPr>
-        <w:t>第</w:t>
-      </w:r>
-      <w:r>
-        <w:t>13節</w:t>
-      </w:r>
-      <w:r>
-        <w:tab/>
-      </w:r>
-    </w:p>
-    <w:p>
-      <w:pPr>
-        <w:rPr>
-          <w:rFonts w:hint="eastAsia"/>
-        </w:rPr>
-      </w:pPr>
-      <w:r>
-        <w:rPr>
-          <w:rFonts w:hint="eastAsia"/>
-        </w:rPr>
-        <w:t>第</w:t>
-      </w:r>
-      <w:r>
-        <w:t>14節</w:t>
-      </w:r>
-      <w:r>
-        <w:tab/>
-      </w:r>
-    </w:p>
-    <w:p>
-      <w:pPr>
-        <w:rPr>
-          <w:rFonts w:hint="eastAsia"/>
-        </w:rPr>
-      </w:pPr>
-      <w:r>
-        <w:rPr>
-          <w:rFonts w:hint="eastAsia"/>
-        </w:rPr>
-        <w:t>第</w:t>
-      </w:r>
-      <w:r>
-        <w:t>15節</w:t>
-      </w:r>
-      <w:r>
-        <w:tab/>
-      </w:r>
-    </w:p>
-    <w:p>
-      <w:pPr>
-        <w:rPr>
-          <w:rFonts w:hint="eastAsia"/>
-        </w:rPr>
-      </w:pPr>
-      <w:r>
-        <w:rPr>
-          <w:rFonts w:hint="eastAsia"/>
-        </w:rPr>
-        <w:t>第</w:t>
-      </w:r>
-      <w:r>
-        <w:t>16節</w:t>
-      </w:r>
-      <w:r>
-        <w:tab/>
-      </w:r>
-    </w:p>
-    <w:p>
-      <w:pPr>
-        <w:rPr>
-          <w:rFonts w:hint="eastAsia"/>
-        </w:rPr>
-      </w:pPr>
-      <w:r>
-        <w:rPr>
-          <w:rFonts w:hint="eastAsia"/>
-        </w:rPr>
-        <w:t>第</w:t>
-      </w:r>
-      <w:r>
-        <w:t>17節</w:t>
-      </w:r>
-      <w:r>
-        <w:tab/>
-      </w:r>
-    </w:p>
-    <w:p>
-      <w:pPr>
-        <w:rPr>
-          <w:rFonts w:hint="eastAsia"/>
-        </w:rPr>
-      </w:pPr>
-      <w:r>
-        <w:rPr>
-          <w:rFonts w:hint="eastAsia"/>
-        </w:rPr>
-        <w:t>第</w:t>
-      </w:r>
-      <w:r>
-        <w:t>18節</w:t>
-      </w:r>
-      <w:r>
-        <w:tab/>
-      </w:r>
-    </w:p>
-    <w:p>
-      <w:pPr>
-        <w:rPr>
-          <w:rFonts w:hint="eastAsia"/>
-        </w:rPr>
-      </w:pPr>
-      <w:r>
-        <w:rPr>
-          <w:rFonts w:hint="eastAsia"/>
-        </w:rPr>
-        <w:t>第</w:t>
-      </w:r>
-      <w:r>
-        <w:t>19節</w:t>
-      </w:r>
-      <w:r>
-        <w:tab/>
-      </w:r>
-    </w:p>
-    <w:p>
-      <w:r>
-        <w:rPr>
-          <w:rFonts w:hint="eastAsia"/>
-        </w:rPr>
-        <w:lastRenderedPageBreak/>
-        <w:t>第</w:t>
-      </w:r>
-      <w:r>
-        <w:t>20節</w:t>
       </w:r>
     </w:p>
     <w:p/>
     <w:p/>
     <w:p>
       <w:pPr>
-        <w:rPr>
-          <w:rFonts w:hint="eastAsia"/>
-        </w:rPr>
-      </w:pPr>
-    </w:p>
-    <w:p>
-      <w:pPr>
         <w:pStyle w:val="1"/>
-        <w:rPr>
-          <w:rFonts w:hint="eastAsia"/>
-        </w:rPr>
       </w:pPr>
       <w:r>
         <w:rPr>
@@ -4877,9 +4302,6 @@
     <w:p>
       <w:pPr>
         <w:pStyle w:val="3"/>
-        <w:rPr>
-          <w:rFonts w:hint="eastAsia"/>
-        </w:rPr>
       </w:pPr>
       <w:r>
         <w:rPr>
@@ -5055,6 +4477,7 @@
     </w:p>
     <w:p>
       <w:r>
+        <w:lastRenderedPageBreak/>
         <w:tab/>
         <w:t>•</w:t>
       </w:r>
@@ -5218,289 +4641,284 @@
         <w:rPr>
           <w:rFonts w:hint="eastAsia"/>
         </w:rPr>
+        <w:t>パターン</w:t>
+      </w:r>
+      <w:r>
+        <w:t>B：格差節</w:t>
+      </w:r>
+    </w:p>
+    <w:p>
+      <w:r>
+        <w:rPr>
+          <w:rFonts w:hint="eastAsia"/>
+        </w:rPr>
+        <w:t>強豪が順当に勝てば</w:t>
+      </w:r>
+      <w:r>
+        <w:t xml:space="preserve"> → 的中率上がる</w:t>
+      </w:r>
+    </w:p>
+    <w:p>
+      <w:r>
+        <w:rPr>
+          <w:rFonts w:hint="eastAsia"/>
+        </w:rPr>
+        <w:t>波乱が出れば</w:t>
+      </w:r>
+      <w:r>
+        <w:t xml:space="preserve"> → 落ちる</w:t>
+      </w:r>
+    </w:p>
+    <w:p/>
+    <w:p>
+      <w:pPr>
+        <w:pStyle w:val="3"/>
+      </w:pPr>
+      <w:r>
+        <w:rPr>
+          <w:rFonts w:hint="eastAsia"/>
+        </w:rPr>
+        <w:t>＜</w:t>
+      </w:r>
+      <w:r>
+        <w:t>codexの回答によれば＞</w:t>
+      </w:r>
+    </w:p>
+    <w:p>
+      <w:r>
+        <w:rPr>
+          <w:rFonts w:hint="eastAsia"/>
+        </w:rPr>
+        <w:t>主軸は</w:t>
+      </w:r>
+      <w:r>
+        <w:t xml:space="preserve"> Poisson由来のハイブリッドです。</w:t>
+      </w:r>
+    </w:p>
+    <w:p>
+      <w:r>
+        <w:rPr>
+          <w:rFonts w:hint="eastAsia"/>
+        </w:rPr>
+        <w:t>「ロジスティック単体モデル」でも「ベイズ更新モデル」でもありません。</w:t>
+      </w:r>
+    </w:p>
+    <w:p>
+      <w:r>
+        <w:rPr>
+          <w:rFonts w:hint="eastAsia"/>
+        </w:rPr>
+        <w:t>根拠</w:t>
+      </w:r>
+      <w:r>
+        <w:t>:</w:t>
+      </w:r>
+    </w:p>
+    <w:p>
+      <w:r>
+        <w:rPr>
+          <w:rFonts w:hint="eastAsia"/>
+        </w:rPr>
+        <w:t>勝敗</w:t>
+      </w:r>
+      <w:r>
+        <w:t>3確率の土台は、期待得点からの Poisson 計算です（11_prediction_01.py (line 475)、11_prediction_01.py (line 525)）。</w:t>
+      </w:r>
+    </w:p>
+    <w:p>
+      <w:r>
+        <w:rPr>
+          <w:rFonts w:hint="eastAsia"/>
+        </w:rPr>
+        <w:t>その後、引分確率に対してシグモイド</w:t>
+      </w:r>
+      <w:r>
+        <w:t>/指数減衰の補正をかけています（11_prediction_01.py (line 338)、11_prediction_01.py (line 372)）。</w:t>
+      </w:r>
+    </w:p>
+    <w:p>
+      <w:r>
+        <w:rPr>
+          <w:rFonts w:hint="eastAsia"/>
+        </w:rPr>
+        <w:t>明示的なベイズ更新（事前・尤度・事後）処理はありません。</w:t>
+      </w:r>
+    </w:p>
+    <w:p>
+      <w:proofErr w:type="spellStart"/>
+      <w:r>
+        <w:t>predicted_result</w:t>
+      </w:r>
+      <w:proofErr w:type="spellEnd"/>
+      <w:r>
+        <w:t xml:space="preserve"> は最終的に argmax で決めています（11_prediction_01.py (line 624)）。</w:t>
+      </w:r>
+    </w:p>
+    <w:p>
+      <w:r>
+        <w:rPr>
+          <w:rFonts w:hint="eastAsia"/>
+        </w:rPr>
+        <w:t>なので分類としては、</w:t>
+      </w:r>
+    </w:p>
+    <w:p>
+      <w:r>
+        <w:t>**「Poissonベース + ルール/関数補正（Elo等を説明変数に使う）」**が最も正確です。</w:t>
+      </w:r>
+    </w:p>
+    <w:p/>
+    <w:p>
+      <w:pPr>
+        <w:pStyle w:val="3"/>
+      </w:pPr>
+      <w:r>
+        <w:rPr>
+          <w:rFonts w:hint="eastAsia"/>
+        </w:rPr>
+        <w:t>＜</w:t>
+      </w:r>
+      <w:r>
+        <w:t>codexの回答によれば＞</w:t>
+      </w:r>
+    </w:p>
+    <w:p>
+      <w:r>
+        <w:t>Eloは</w:t>
+      </w:r>
+    </w:p>
+    <w:p>
+      <w:r>
+        <w:tab/>
+        <w:t>•</w:t>
+      </w:r>
+      <w:r>
+        <w:tab/>
+        <w:t>シーズン通しで更新してる？</w:t>
+      </w:r>
+    </w:p>
+    <w:p>
+      <w:r>
+        <w:tab/>
+        <w:t>•</w:t>
+      </w:r>
+      <w:r>
+        <w:tab/>
+        <w:t>それとも固定値スタートで毎節再計算？</w:t>
+      </w:r>
+    </w:p>
+    <w:p>
+      <w:r>
+        <w:rPr>
+          <w:rFonts w:hint="eastAsia"/>
+        </w:rPr>
+        <w:t>結論は「両方の中間」です。</w:t>
+      </w:r>
+    </w:p>
+    <w:p>
+      <w:r>
+        <w:rPr>
+          <w:rFonts w:hint="eastAsia"/>
+        </w:rPr>
+        <w:t>予測実行時は、毎回まず基準値から開始します</w:t>
+      </w:r>
+    </w:p>
+    <w:p>
+      <w:r>
+        <w:t>11_prediction_01.py (line 1563) で前年最終Eloを読み込み（なければ1500）、</w:t>
+      </w:r>
+      <w:proofErr w:type="spellStart"/>
+      <w:r>
+        <w:t>elo_base</w:t>
+      </w:r>
+      <w:proofErr w:type="spellEnd"/>
+      <w:r>
+        <w:t xml:space="preserve"> を作成。</w:t>
+      </w:r>
+    </w:p>
+    <w:p>
+      <w:r>
+        <w:rPr>
+          <w:rFonts w:hint="eastAsia"/>
+        </w:rPr>
         <w:lastRenderedPageBreak/>
-        <w:t>パターン</w:t>
-      </w:r>
-      <w:r>
-        <w:t>B：格差節</w:t>
-      </w:r>
-    </w:p>
-    <w:p>
-      <w:r>
-        <w:rPr>
-          <w:rFonts w:hint="eastAsia"/>
-        </w:rPr>
-        <w:t>強豪が順当に勝てば</w:t>
-      </w:r>
-      <w:r>
-        <w:t xml:space="preserve"> → 的中率上がる</w:t>
-      </w:r>
-    </w:p>
-    <w:p>
-      <w:r>
-        <w:rPr>
-          <w:rFonts w:hint="eastAsia"/>
-        </w:rPr>
-        <w:t>波乱が出れば</w:t>
-      </w:r>
-      <w:r>
-        <w:t xml:space="preserve"> → 落ちる</w:t>
+        <w:t>その上で、当年の終了済み試合を時系列で反映して更新します</w:t>
+      </w:r>
+    </w:p>
+    <w:p>
+      <w:r>
+        <w:t xml:space="preserve">11_prediction_01.py (line 1567) 以降で </w:t>
+      </w:r>
+      <w:proofErr w:type="spellStart"/>
+      <w:r>
+        <w:t>update_elo</w:t>
+      </w:r>
+      <w:proofErr w:type="spellEnd"/>
+      <w:r>
+        <w:t xml:space="preserve"> を回して </w:t>
+      </w:r>
+      <w:proofErr w:type="spellStart"/>
+      <w:r>
+        <w:t>elo_for_prediction</w:t>
+      </w:r>
+      <w:proofErr w:type="spellEnd"/>
+      <w:r>
+        <w:t xml:space="preserve"> を作成。</w:t>
+      </w:r>
+    </w:p>
+    <w:p>
+      <w:r>
+        <w:rPr>
+          <w:rFonts w:hint="eastAsia"/>
+        </w:rPr>
+        <w:t>未来カードの予測中は、その</w:t>
+      </w:r>
+      <w:r>
+        <w:t xml:space="preserve"> </w:t>
+      </w:r>
+      <w:proofErr w:type="spellStart"/>
+      <w:r>
+        <w:t>elo_for_prediction</w:t>
+      </w:r>
+      <w:proofErr w:type="spellEnd"/>
+      <w:r>
+        <w:t xml:space="preserve"> を使うだけで、予測ごとにさらに更新はしません</w:t>
+      </w:r>
+    </w:p>
+    <w:p>
+      <w:r>
+        <w:t>11_prediction_01.py (line 1590) 以降。</w:t>
+      </w:r>
+    </w:p>
+    <w:p>
+      <w:r>
+        <w:rPr>
+          <w:rFonts w:hint="eastAsia"/>
+        </w:rPr>
+        <w:t>補足</w:t>
+      </w:r>
+      <w:r>
+        <w:t>:</w:t>
+      </w:r>
+    </w:p>
+    <w:p>
+      <w:r>
+        <w:rPr>
+          <w:rFonts w:hint="eastAsia"/>
+        </w:rPr>
+        <w:t>バックテスト側は</w:t>
+      </w:r>
+      <w:r>
+        <w:t>1試合ごとに予測→採点→Elo更新を実施しています（リーク防止）</w:t>
+      </w:r>
+    </w:p>
+    <w:p>
+      <w:r>
+        <w:t>11_prediction_01.py (line 1734) と 11_prediction_01.py (line 1868)。</w:t>
       </w:r>
     </w:p>
     <w:p/>
     <w:p>
-      <w:pPr>
-        <w:pStyle w:val="3"/>
-      </w:pPr>
-      <w:r>
-        <w:rPr>
-          <w:rFonts w:hint="eastAsia"/>
-        </w:rPr>
-        <w:t>＜</w:t>
-      </w:r>
-      <w:r>
-        <w:t>codexの回答によれば＞</w:t>
-      </w:r>
-    </w:p>
-    <w:p>
-      <w:r>
-        <w:rPr>
-          <w:rFonts w:hint="eastAsia"/>
-        </w:rPr>
-        <w:t>主軸は</w:t>
-      </w:r>
-      <w:r>
-        <w:t xml:space="preserve"> Poisson由来のハイブリッドです。</w:t>
-      </w:r>
-    </w:p>
-    <w:p>
-      <w:r>
-        <w:rPr>
-          <w:rFonts w:hint="eastAsia"/>
-        </w:rPr>
-        <w:t>「ロジスティック単体モデル」でも「ベイズ更新モデル」でもありません。</w:t>
-      </w:r>
-    </w:p>
-    <w:p>
-      <w:r>
-        <w:rPr>
-          <w:rFonts w:hint="eastAsia"/>
-        </w:rPr>
-        <w:t>根拠</w:t>
-      </w:r>
-      <w:r>
-        <w:t>:</w:t>
-      </w:r>
-    </w:p>
-    <w:p>
-      <w:r>
-        <w:rPr>
-          <w:rFonts w:hint="eastAsia"/>
-        </w:rPr>
-        <w:t>勝敗</w:t>
-      </w:r>
-      <w:r>
-        <w:t>3確率の土台は、期待得点からの Poisson 計算です（11_prediction_01.py (line 475)、11_prediction_01.py (line 525)）。</w:t>
-      </w:r>
-    </w:p>
-    <w:p>
-      <w:r>
-        <w:rPr>
-          <w:rFonts w:hint="eastAsia"/>
-        </w:rPr>
-        <w:t>その後、引分確率に対してシグモイド</w:t>
-      </w:r>
-      <w:r>
-        <w:t>/指数減衰の補正をかけています（11_prediction_01.py (line 338)、11_prediction_01.py (line 372)）。</w:t>
-      </w:r>
-    </w:p>
-    <w:p>
-      <w:r>
-        <w:rPr>
-          <w:rFonts w:hint="eastAsia"/>
-        </w:rPr>
-        <w:t>明示的なベイズ更新（事前・尤度・事後）処理はありません。</w:t>
-      </w:r>
-    </w:p>
-    <w:p>
-      <w:proofErr w:type="spellStart"/>
-      <w:r>
-        <w:t>predicted_result</w:t>
-      </w:r>
-      <w:proofErr w:type="spellEnd"/>
-      <w:r>
-        <w:t xml:space="preserve"> は最終的に argmax で決めています（11_prediction_01.py (line 624)）。</w:t>
-      </w:r>
-    </w:p>
-    <w:p>
-      <w:r>
-        <w:rPr>
-          <w:rFonts w:hint="eastAsia"/>
-        </w:rPr>
-        <w:t>なので分類としては、</w:t>
-      </w:r>
-    </w:p>
-    <w:p>
-      <w:r>
-        <w:t>**「Poissonベース + ルール/関数補正（Elo等を説明変数に使う）」**が最も正確です。</w:t>
-      </w:r>
-    </w:p>
-    <w:p/>
-    <w:p>
-      <w:pPr>
-        <w:pStyle w:val="3"/>
-      </w:pPr>
-      <w:r>
-        <w:rPr>
-          <w:rFonts w:hint="eastAsia"/>
-        </w:rPr>
-        <w:t>＜</w:t>
-      </w:r>
-      <w:r>
-        <w:t>codexの回答によれば＞</w:t>
-      </w:r>
-    </w:p>
-    <w:p>
-      <w:r>
-        <w:t>Eloは</w:t>
-      </w:r>
-    </w:p>
-    <w:p>
-      <w:r>
-        <w:tab/>
-        <w:t>•</w:t>
-      </w:r>
-      <w:r>
-        <w:tab/>
-        <w:t>シーズン通しで更新してる？</w:t>
-      </w:r>
-    </w:p>
-    <w:p>
-      <w:r>
-        <w:tab/>
-        <w:t>•</w:t>
-      </w:r>
-      <w:r>
-        <w:tab/>
-        <w:t>それとも固定値スタートで毎節再計算？</w:t>
-      </w:r>
-    </w:p>
-    <w:p>
-      <w:r>
-        <w:rPr>
-          <w:rFonts w:hint="eastAsia"/>
-        </w:rPr>
-        <w:t>結論は「両方の中間」です。</w:t>
-      </w:r>
-    </w:p>
-    <w:p>
-      <w:r>
-        <w:rPr>
-          <w:rFonts w:hint="eastAsia"/>
-        </w:rPr>
-        <w:t>予測実行時は、毎回まず基準値から開始します</w:t>
-      </w:r>
-    </w:p>
-    <w:p>
-      <w:r>
-        <w:t>11_prediction_01.py (line 1563) で前年最終Eloを読み込み（なければ1500）、</w:t>
-      </w:r>
-      <w:proofErr w:type="spellStart"/>
-      <w:r>
-        <w:t>elo_base</w:t>
-      </w:r>
-      <w:proofErr w:type="spellEnd"/>
-      <w:r>
-        <w:t xml:space="preserve"> を作成。</w:t>
-      </w:r>
-    </w:p>
-    <w:p>
-      <w:r>
-        <w:rPr>
-          <w:rFonts w:hint="eastAsia"/>
-        </w:rPr>
-        <w:t>その上で、当年の終了済み試合を時系列で反映して更新します</w:t>
-      </w:r>
-    </w:p>
-    <w:p>
-      <w:r>
-        <w:t xml:space="preserve">11_prediction_01.py (line 1567) 以降で </w:t>
-      </w:r>
-      <w:proofErr w:type="spellStart"/>
-      <w:r>
-        <w:t>update_elo</w:t>
-      </w:r>
-      <w:proofErr w:type="spellEnd"/>
-      <w:r>
-        <w:t xml:space="preserve"> を回して </w:t>
-      </w:r>
-      <w:proofErr w:type="spellStart"/>
-      <w:r>
-        <w:t>elo_for_prediction</w:t>
-      </w:r>
-      <w:proofErr w:type="spellEnd"/>
-      <w:r>
-        <w:t xml:space="preserve"> を作成。</w:t>
-      </w:r>
-    </w:p>
-    <w:p>
-      <w:r>
-        <w:rPr>
-          <w:rFonts w:hint="eastAsia"/>
-        </w:rPr>
-        <w:t>未来カードの予測中は、その</w:t>
-      </w:r>
-      <w:r>
-        <w:t xml:space="preserve"> </w:t>
-      </w:r>
-      <w:proofErr w:type="spellStart"/>
-      <w:r>
-        <w:t>elo_for_prediction</w:t>
-      </w:r>
-      <w:proofErr w:type="spellEnd"/>
-      <w:r>
-        <w:t xml:space="preserve"> を使うだけで、予測ごとにさらに更新はしません</w:t>
-      </w:r>
-    </w:p>
-    <w:p>
-      <w:r>
-        <w:t>11_prediction_01.py (line 1590) 以降。</w:t>
-      </w:r>
-    </w:p>
-    <w:p>
-      <w:r>
-        <w:rPr>
-          <w:rFonts w:hint="eastAsia"/>
-        </w:rPr>
-        <w:t>補足</w:t>
-      </w:r>
-      <w:r>
-        <w:t>:</w:t>
-      </w:r>
-    </w:p>
-    <w:p>
-      <w:r>
-        <w:rPr>
-          <w:rFonts w:hint="eastAsia"/>
-        </w:rPr>
-        <w:t>バックテスト側は</w:t>
-      </w:r>
-      <w:r>
-        <w:t>1試合ごとに予測→採点→Elo更新を実施しています（リーク防止）</w:t>
-      </w:r>
-    </w:p>
-    <w:p>
-      <w:r>
-        <w:t>11_prediction_01.py (line 1734) と 11_prediction_01.py (line 1868)。</w:t>
-      </w:r>
-    </w:p>
-    <w:p/>
-    <w:p>
-      <w:pPr>
-        <w:rPr>
-          <w:rFonts w:hint="eastAsia"/>
-        </w:rPr>
-      </w:pPr>
       <w:r>
         <w:rPr>
           <w:rFonts w:hint="eastAsia"/>
@@ -5546,11 +4964,6 @@
       </w:r>
     </w:p>
     <w:p>
-      <w:pPr>
-        <w:rPr>
-          <w:rFonts w:hint="eastAsia"/>
-        </w:rPr>
-      </w:pPr>
       <w:r>
         <w:t>•argmaxで決定</w:t>
       </w:r>
@@ -5815,11 +5228,6 @@
       </w:r>
     </w:p>
     <w:p>
-      <w:pPr>
-        <w:rPr>
-          <w:rFonts w:hint="eastAsia"/>
-        </w:rPr>
-      </w:pPr>
       <w:proofErr w:type="spellStart"/>
       <w:r>
         <w:t>predicted_result</w:t>
